--- a/RFI-Docs/SECVA Briefing Book on Psychedelics Research.docx
+++ b/RFI-Docs/SECVA Briefing Book on Psychedelics Research.docx
@@ -4,8 +4,123 @@
   <w:body>
     <w:p>
       <w:pPr>
+        <w:jc w:val="left"/>
+      </w:pPr>
+      <w:r>
+        <w:rPr>
+          <w:color w:val="646464"/>
+          <w:sz w:val="18"/>
+        </w:rPr>
+        <w:t>Document: SECVA Briefing Book on Psychedelics Research.docx</w:t>
+      </w:r>
+    </w:p>
+    <w:p>
+      <w:pPr>
+        <w:jc w:val="left"/>
+      </w:pPr>
+      <w:r>
+        <w:rPr>
+          <w:color w:val="646464"/>
+          <w:sz w:val="18"/>
+        </w:rPr>
+        <w:t>Title: SECVA Briefing Book on Psychedelics Research</w:t>
+      </w:r>
+    </w:p>
+    <w:p>
+      <w:pPr>
+        <w:jc w:val="left"/>
+      </w:pPr>
+      <w:r>
+        <w:rPr>
+          <w:color w:val="646464"/>
+          <w:sz w:val="18"/>
+        </w:rPr>
+        <w:t>Topic: Psychedelics | Type: Presentations and Other Documents</w:t>
+      </w:r>
+    </w:p>
+    <w:p>
+      <w:pPr>
+        <w:jc w:val="left"/>
+      </w:pPr>
+      <w:r>
+        <w:rPr>
+          <w:color w:val="646464"/>
+          <w:sz w:val="18"/>
+        </w:rPr>
+        <w:t>Created: 2024-04-01 | By: Bartlinski, David</w:t>
+      </w:r>
+    </w:p>
+    <w:p>
+      <w:pPr>
+        <w:jc w:val="left"/>
+      </w:pPr>
+      <w:r>
+        <w:rPr>
+          <w:color w:val="646464"/>
+          <w:sz w:val="18"/>
+        </w:rPr>
+        <w:t>Modified: 2024-07-25 | By: Bartlinski, David</w:t>
+      </w:r>
+    </w:p>
+    <w:p>
+      <w:pPr>
+        <w:jc w:val="left"/>
+      </w:pPr>
+      <w:r>
+        <w:rPr>
+          <w:color w:val="C8C8C8"/>
+          <w:sz w:val="16"/>
+        </w:rPr>
+        <w:t>────────────────────────────────────────────────────────────────────────────────</w:t>
+      </w:r>
+    </w:p>
+    <w:p>
+      <w:pPr>
+        <w:jc w:val="left"/>
+      </w:pPr>
+      <w:r/>
+    </w:p>
+    <w:p>
+      <w:pPr>
+        <w:jc w:val="left"/>
+      </w:pPr>
+      <w:r>
+        <w:rPr>
+          <w:color w:val="646464"/>
+          <w:sz w:val="18"/>
+        </w:rPr>
+        <w:t>Topic: Psychedelics | Type: Presentations and Other Documents</w:t>
+      </w:r>
+    </w:p>
+    <w:p>
+      <w:pPr>
+        <w:jc w:val="left"/>
+      </w:pPr>
+      <w:r>
+        <w:rPr>
+          <w:color w:val="646464"/>
+          <w:sz w:val="18"/>
+        </w:rPr>
+        <w:t>Created: 2024-04-01 | By: Bartlinski, David</w:t>
+      </w:r>
+    </w:p>
+    <w:p>
+      <w:pPr>
+        <w:jc w:val="left"/>
+      </w:pPr>
+      <w:r>
+        <w:rPr>
+          <w:color w:val="646464"/>
+          <w:sz w:val="18"/>
+        </w:rPr>
+        <w:t>Modified: 2024-07-25 | By: Bartlinski, David</w:t>
+      </w:r>
+    </w:p>
+    <w:p>
+      <w:pPr>
         <w:pStyle w:val="Heading1"/>
         <w:spacing w:before="0"/>
+        <w:jc w:val="left"/>
         <w:rPr>
           <w:rFonts w:eastAsia="Times New Roman"/>
           <w:b/>
@@ -14,31 +129,21 @@
           <w:kern w:val="36"/>
         </w:rPr>
       </w:pPr>
-      <w:bookmarkStart w:id="0" w:name="_Toc157418289"/>
-      <w:r>
-        <w:rPr>
-          <w:rFonts w:eastAsia="Times New Roman"/>
-          <w:b/>
-          <w:bCs/>
-          <w:color w:val="000000"/>
-          <w:kern w:val="36"/>
-        </w:rPr>
-        <w:t>VA Psychedelics Research Efforts</w:t>
-      </w:r>
-      <w:bookmarkEnd w:id="0"/>
-    </w:p>
-    <w:p>
-      <w:pPr>
-        <w:rPr>
-          <w:color w:val="000000"/>
-        </w:rPr>
-      </w:pPr>
-      <w:r>
-        <w:rPr>
-          <w:color w:val="000000"/>
-        </w:rPr>
-        <w:t>TOPLINE: VA will begin funding research of certain psychedelic compounds in combination with intensive therapy to treat various mental health conditions, as part of our ongoing commitment to find innovative ways to help Veterans.</w:t>
-      </w:r>
+      <w:r>
+        <w:rPr>
+          <w:color w:val="C8C8C8"/>
+          <w:sz w:val="16"/>
+        </w:rPr>
+        <w:t>────────────────────────────────────────────────────────────────────────────────</w:t>
+      </w:r>
+    </w:p>
+    <w:p>
+      <w:pPr>
+        <w:rPr>
+          <w:color w:val="000000"/>
+        </w:rPr>
+      </w:pPr>
+      <w:r/>
     </w:p>
     <w:p>
       <w:pPr>
